--- a/web/WEBSITE_IMPLEMENTATION_THOUGHT_PROCESS.docx
+++ b/web/WEBSITE_IMPLEMENTATION_THOUGHT_PROCESS.docx
@@ -1,6 +1,6 @@
 
 <file path=word/document.xml><?xml version="1.0" encoding="utf-8"?>
-<w:document xmlns:w="http://schemas.openxmlformats.org/wordprocessingml/2006/main" xmlns:r="http://schemas.openxmlformats.org/officeDocument/2006/relationships">
+<w:document xmlns:w="http://schemas.openxmlformats.org/wordprocessingml/2006/main">
   <w:body>
     <w:p>
       <w:pPr>
@@ -185,6 +185,30 @@
     </w:p>
     <w:p>
       <w:pPr>
+        <w:pStyle w:val="Normal"/>
+      </w:pPr>
+      <w:r>
+        <w:t xml:space="preserve"/>
+      </w:r>
+    </w:p>
+    <w:p>
+      <w:pPr>
+        <w:pStyle w:val="Heading2"/>
+      </w:pPr>
+      <w:r>
+        <w:t xml:space="preserve">7. I made the web job settings explicit</w:t>
+      </w:r>
+    </w:p>
+    <w:p>
+      <w:pPr>
+        <w:pStyle w:val="BodyText"/>
+      </w:pPr>
+      <w:r>
+        <w:t xml:space="preserve">Later I added default request settings to each queued job, including device, epochs, batch size, prediction days, future days, and Monte Carlo run count. This means the job record now stores the important training choices that were used when the forecast was created. That is better than relying only on hidden defaults inside the script, because it makes old runs easier to understand afterwards.</w:t>
+      </w:r>
+    </w:p>
+    <w:p>
+      <w:pPr>
         <w:pStyle w:val="Heading1"/>
       </w:pPr>
       <w:r>
@@ -273,6 +297,30 @@
     </w:p>
     <w:p>
       <w:pPr>
+        <w:pStyle w:val="Normal"/>
+      </w:pPr>
+      <w:r>
+        <w:t xml:space="preserve"/>
+      </w:r>
+    </w:p>
+    <w:p>
+      <w:pPr>
+        <w:pStyle w:val="Heading2"/>
+      </w:pPr>
+      <w:r>
+        <w:t xml:space="preserve">6. I added a queue debug page</w:t>
+      </w:r>
+    </w:p>
+    <w:p>
+      <w:pPr>
+        <w:pStyle w:val="BodyText"/>
+      </w:pPr>
+      <w:r>
+        <w:t xml:space="preserve">I added queue_debug.php so I could inspect the queue system from inside the website. It shows database queue counts, currently running jobs, local worker checks, remote SSH settings, the known hosts path, the generated PowerShell command, the full SSH command, and the worker log tail. This became important because queue failures can happen at several layers, and the debug page makes it much easier to see which layer is being reached.</w:t>
+      </w:r>
+    </w:p>
+    <w:p>
+      <w:pPr>
         <w:pStyle w:val="Heading1"/>
       </w:pPr>
       <w:r>
@@ -489,6 +537,30 @@
     </w:p>
     <w:p>
       <w:pPr>
+        <w:pStyle w:val="Normal"/>
+      </w:pPr>
+      <w:r>
+        <w:t xml:space="preserve"/>
+      </w:r>
+    </w:p>
+    <w:p>
+      <w:pPr>
+        <w:pStyle w:val="Heading2"/>
+      </w:pPr>
+      <w:r>
+        <w:t xml:space="preserve">4. SSH public key authentication needed one more compatibility setting</w:t>
+      </w:r>
+    </w:p>
+    <w:p>
+      <w:pPr>
+        <w:pStyle w:val="BodyText"/>
+      </w:pPr>
+      <w:r>
+        <w:t xml:space="preserve">After the PowerShell command was fixed, the SSH options still needed to match the Windows OpenSSH setup. I added the public key authentication mode used by the current connection path so the worker command is closer to the manual SSH command that already works. This matters because a queue job can only succeed if the non-interactive worker uses the same authentication assumptions as the successful manual test.</w:t>
+      </w:r>
+    </w:p>
+    <w:p>
+      <w:pPr>
         <w:pStyle w:val="Heading1"/>
       </w:pPr>
       <w:r>
@@ -889,6 +961,78 @@
     </w:p>
     <w:p>
       <w:pPr>
+        <w:pStyle w:val="Normal"/>
+      </w:pPr>
+      <w:r>
+        <w:t xml:space="preserve"/>
+      </w:r>
+    </w:p>
+    <w:p>
+      <w:pPr>
+        <w:pStyle w:val="Heading2"/>
+      </w:pPr>
+      <w:r>
+        <w:t xml:space="preserve">22. The website now imports three graph assets</w:t>
+      </w:r>
+    </w:p>
+    <w:p>
+      <w:pPr>
+        <w:pStyle w:val="BodyText"/>
+      </w:pPr>
+      <w:r>
+        <w:t xml:space="preserve">The first version of the web import focused on the main forecast images. I later extended it so a completed job can store a summary graph, a detailed forecast graph, and a residuals graph. The residuals graph is useful because it shows the difference between actual and predicted values over the test period, which gives more evidence about model error than a forecast image alone.</w:t>
+      </w:r>
+    </w:p>
+    <w:p>
+      <w:pPr>
+        <w:pStyle w:val="Heading2"/>
+      </w:pPr>
+      <w:r>
+        <w:t xml:space="preserve">23. The remote helper returns a full manifest</w:t>
+      </w:r>
+    </w:p>
+    <w:p>
+      <w:pPr>
+        <w:pStyle w:val="BodyText"/>
+      </w:pPr>
+      <w:r>
+        <w:t xml:space="preserve">The Windows helper now writes a manifest.json file after a successful run. The manifest records the job id, ticker, output folder, model path, predictions CSV, forecast CSV, training log, plot paths, and statistics such as RMSE, MAE, residual mean, and residual standard deviation. The PHP worker stores this manifest and uses it to import the correct files instead of trying to guess filenames.</w:t>
+      </w:r>
+    </w:p>
+    <w:p>
+      <w:pPr>
+        <w:pStyle w:val="Heading2"/>
+      </w:pPr>
+      <w:r>
+        <w:t xml:space="preserve">24. A successful SOL-USD queue run proved the full path</w:t>
+      </w:r>
+    </w:p>
+    <w:p>
+      <w:pPr>
+        <w:pStyle w:val="BodyText"/>
+      </w:pPr>
+      <w:r>
+        <w:t xml:space="preserve">A later test produced a completed SOL-USD web job at REWRITE/separated/outputs/web_jobs/sol-usd/job_28/. That folder contains the model file, prediction CSV, 30-day forecast CSV, summary plot, detail plot, residuals plot, training log, and manifest. This is useful evidence because it shows that the remote helper can run the training script, generate headless plots, and produce the exact artifacts the website expects to import.</w:t>
+      </w:r>
+    </w:p>
+    <w:p>
+      <w:pPr>
+        <w:pStyle w:val="Heading2"/>
+      </w:pPr>
+      <w:r>
+        <w:t xml:space="preserve">25. Some script hangs were caused by input prompts, not the optimiser</w:t>
+      </w:r>
+    </w:p>
+    <w:p>
+      <w:pPr>
+        <w:pStyle w:val="BodyText"/>
+      </w:pPr>
+      <w:r>
+        <w:t xml:space="preserve">During related PyTorch testing, the script appeared to hang near the optimizer setup, but the actual cause was sometimes an interactive prompt such as device selection. I also confirmed that torch_optimizer version 0.3.0 did not include Lion, so Lamb was chosen from the available optimizers because it is fast, layer-adaptive, and suitable for the LSTM workflow. This helped separate website or execution-flow problems from genuine model-training problems.</w:t>
+      </w:r>
+    </w:p>
+    <w:p>
+      <w:pPr>
         <w:pStyle w:val="Heading1"/>
       </w:pPr>
       <w:r>
@@ -981,6 +1125,30 @@
       </w:pPr>
       <w:r>
         <w:t>The most helpful moments were when I found a clear message such as Undefined constant "DIR", ''C:' is not recognized..., No serve config, or listener already exists for port 443. Each clear message narrowed the problem down and showed me which layer of the system I needed to fix next.</w:t>
+      </w:r>
+    </w:p>
+    <w:p>
+      <w:pPr>
+        <w:pStyle w:val="Normal"/>
+      </w:pPr>
+      <w:r>
+        <w:t xml:space="preserve"/>
+      </w:r>
+    </w:p>
+    <w:p>
+      <w:pPr>
+        <w:pStyle w:val="Heading2"/>
+      </w:pPr>
+      <w:r>
+        <w:t xml:space="preserve">4. The later evidence improved the project story</w:t>
+      </w:r>
+    </w:p>
+    <w:p>
+      <w:pPr>
+        <w:pStyle w:val="BodyText"/>
+      </w:pPr>
+      <w:r>
+        <w:t xml:space="preserve">The later queue and SSH work gave me stronger evidence than the early website alone. It showed the site could connect to the training machine, build a remote command, start a real Python helper, generate forecast assets, and return a manifest. This makes the website strand more than a front-end demonstration; it is now connected to the machine-learning pipeline in a practical way.</w:t>
       </w:r>
     </w:p>
     <w:p>
